--- a/docs/Specification_Current.docx
+++ b/docs/Specification_Current.docx
@@ -3248,6 +3248,30 @@
             </w:pPr>
             <w:r>
               <w:t xml:space="preserve">Preferences tabs: Download Path, General, File Handling, Automation, Mapping, Custom Button, Plug-ins</w:t>
+            </w:r>
+          </w:p>
+        </w:tc>
+        <w:tc>
+          <w:tcPr/>
+          <w:p>
+            <w:pPr>
+              <w:pStyle w:val="Compact"/>
+            </w:pPr>
+            <w:r>
+              <w:t xml:space="preserve">Done</w:t>
+            </w:r>
+          </w:p>
+        </w:tc>
+      </w:tr>
+      <w:tr>
+        <w:tc>
+          <w:tcPr/>
+          <w:p>
+            <w:pPr>
+              <w:pStyle w:val="Compact"/>
+            </w:pPr>
+            <w:r>
+              <w:t xml:space="preserve">File &gt; Plug-ins… opens Preferences on the Plug-ins tab</w:t>
             </w:r>
           </w:p>
         </w:tc>

--- a/docs/Specification_Current.docx
+++ b/docs/Specification_Current.docx
@@ -27,7 +27,7 @@
         <w:t xml:space="preserve"> </w:t>
       </w:r>
       <w:r>
-        <w:t xml:space="preserve">0.1.1.1 (baseline: build 42)</w:t>
+        <w:t xml:space="preserve">0.1.1</w:t>
       </w:r>
       <w:r>
         <w:t xml:space="preserve"> </w:t>
@@ -3538,9 +3538,9 @@
       <w:pPr>
         <w:pStyle w:val="Heading3"/>
       </w:pPr>
-      <w:bookmarkStart w:id="21" w:name="_b28b461a823b178fbd8e7d89ec6e24ec04efe9c"/>
-      <w:r>
-        <w:t xml:space="preserve">3.8 Verified copy and backup destination (build 38)</w:t>
+      <w:bookmarkStart w:id="21" w:name="_2f343208882cbdc0c45fc87f8dc52a42bffb8c9"/>
+      <w:r>
+        <w:t xml:space="preserve">3.8 Verified copy and backup destination</w:t>
       </w:r>
       <w:bookmarkEnd w:id="21"/>
     </w:p>

--- a/docs/Specification_Current.docx
+++ b/docs/Specification_Current.docx
@@ -3272,6 +3272,68 @@
             </w:pPr>
             <w:r>
               <w:t xml:space="preserve">File &gt; Plug-ins… opens Preferences on the Plug-ins tab</w:t>
+            </w:r>
+          </w:p>
+        </w:tc>
+        <w:tc>
+          <w:tcPr/>
+          <w:p>
+            <w:pPr>
+              <w:pStyle w:val="Compact"/>
+            </w:pPr>
+            <w:r>
+              <w:t xml:space="preserve">Done</w:t>
+            </w:r>
+          </w:p>
+        </w:tc>
+      </w:tr>
+      <w:tr>
+        <w:tc>
+          <w:tcPr/>
+          <w:p>
+            <w:pPr>
+              <w:pStyle w:val="Compact"/>
+            </w:pPr>
+            <w:r>
+              <w:t xml:space="preserve">Main buttons</w:t>
+            </w:r>
+            <w:r>
+              <w:t xml:space="preserve"> </w:t>
+            </w:r>
+            <w:r>
+              <w:rPr>
+                <w:b/>
+                <w:bCs/>
+              </w:rPr>
+              <w:t xml:space="preserve">Download Selected</w:t>
+            </w:r>
+            <w:r>
+              <w:t xml:space="preserve"> </w:t>
+            </w:r>
+            <w:r>
+              <w:t xml:space="preserve">(only selected files; enabled when a selected file needs downloading) and</w:t>
+            </w:r>
+            <w:r>
+              <w:t xml:space="preserve"> </w:t>
+            </w:r>
+            <w:r>
+              <w:rPr>
+                <w:b/>
+                <w:bCs/>
+              </w:rPr>
+              <w:t xml:space="preserve">Download All</w:t>
+            </w:r>
+            <w:r>
+              <w:t xml:space="preserve"> </w:t>
+            </w:r>
+            <w:r>
+              <w:t xml:space="preserve">(all shown files); automation keeps</w:t>
+            </w:r>
+            <w:r>
+              <w:t xml:space="preserve"> </w:t>
+            </w:r>
+            <w:r>
+              <w:t xml:space="preserve">“selected, or all when nothing is selected”</w:t>
             </w:r>
           </w:p>
         </w:tc>

--- a/docs/Specification_Current.docx
+++ b/docs/Specification_Current.docx
@@ -27,7 +27,7 @@
         <w:t xml:space="preserve"> </w:t>
       </w:r>
       <w:r>
-        <w:t xml:space="preserve">0.1.1</w:t>
+        <w:t xml:space="preserve">0.1.2</w:t>
       </w:r>
       <w:r>
         <w:t xml:space="preserve"> </w:t>
@@ -43,7 +43,7 @@
         <w:t xml:space="preserve"> </w:t>
       </w:r>
       <w:r>
-        <w:t xml:space="preserve">28 Oct 2026</w:t>
+        <w:t xml:space="preserve">29 Oct 2026</w:t>
       </w:r>
       <w:r>
         <w:t xml:space="preserve"> </w:t>
@@ -10597,6 +10597,75 @@
             </w:pPr>
             <w:r>
               <w:t xml:space="preserve">Initial implementation from prototype application images and specification, compile and stability fixes, icon, GPL notice, date/thumbnail sync, EXIF author and copyright, RAW previews, throttled thumbnails</w:t>
+            </w:r>
+          </w:p>
+        </w:tc>
+      </w:tr>
+      <w:tr>
+        <w:tc>
+          <w:tcPr/>
+          <w:p>
+            <w:pPr>
+              <w:pStyle w:val="Compact"/>
+            </w:pPr>
+            <w:r>
+              <w:t xml:space="preserve">0.1.2.1</w:t>
+            </w:r>
+          </w:p>
+        </w:tc>
+        <w:tc>
+          <w:tcPr/>
+          <w:p>
+            <w:pPr>
+              <w:pStyle w:val="Compact"/>
+            </w:pPr>
+            <w:r>
+              <w:t xml:space="preserve">Plug-in libraries (DLL / .so,</w:t>
+            </w:r>
+            <w:r>
+              <w:t xml:space="preserve"> </w:t>
+            </w:r>
+            <w:r>
+              <w:rPr>
+                <w:rStyle w:val="VerbatimChar"/>
+              </w:rPr>
+              <w:t xml:space="preserve">uPlugins.pas</w:t>
+            </w:r>
+            <w:r>
+              <w:t xml:space="preserve">, interface 1 in</w:t>
+            </w:r>
+            <w:r>
+              <w:t xml:space="preserve"> </w:t>
+            </w:r>
+            <w:r>
+              <w:rPr>
+                <w:rStyle w:val="VerbatimChar"/>
+              </w:rPr>
+              <w:t xml:space="preserve">docs/Plugin_Developer_Manual.md</w:t>
+            </w:r>
+            <w:r>
+              <w:t xml:space="preserve">, example</w:t>
+            </w:r>
+            <w:r>
+              <w:t xml:space="preserve"> </w:t>
+            </w:r>
+            <w:r>
+              <w:rPr>
+                <w:rStyle w:val="VerbatimChar"/>
+              </w:rPr>
+              <w:t xml:space="preserve">plugins/example</w:t>
+            </w:r>
+            <w:r>
+              <w:t xml:space="preserve">): plug-in tokens, prompt window drawn from the library’s fields (check boxes with folder tokens, Destination folder, Note, logo, version, Invalid fields in red), File &gt; Plug-ins…, removed libraries leave the list, the Backup plug-in is removed; Download Selected and Download All buttons; extension tokens {E} {e} {ea}; user profiles keep plug-in settings, Save lists profiles and suggests the one in use, double-click loads, a download writes its path and plug-in values into the profile in use; Lightroom previews as .jpg (or both), names and dates from the Lightroom catalog (SQLite), .lrdata folders skipped by default; EXIF cache and disk thumbnail cache; Download Path tab taller for Linux; documents in .md, .docx and .odt (</w:t>
+            </w:r>
+            <w:r>
+              <w:rPr>
+                <w:rStyle w:val="VerbatimChar"/>
+              </w:rPr>
+              <w:t xml:space="preserve">docs/make_formats.py</w:t>
+            </w:r>
+            <w:r>
+              <w:t xml:space="preserve">)</w:t>
             </w:r>
           </w:p>
         </w:tc>

--- a/docs/Specification_Current.docx
+++ b/docs/Specification_Current.docx
@@ -2984,7 +2984,118 @@
               <w:pStyle w:val="Compact"/>
             </w:pPr>
             <w:r>
-              <w:t xml:space="preserve">JPEG auto profile, DNG Converter, JPEG resolution plug-ins</w:t>
+              <w:t xml:space="preserve">JPEG auto profile (built-in): ICC profile per camera model and a default, embedded into downloaded JPEGs without recompression (</w:t>
+            </w:r>
+            <w:r>
+              <w:rPr>
+                <w:rStyle w:val="VerbatimChar"/>
+              </w:rPr>
+              <w:t xml:space="preserve">uIccEmbed.pas</w:t>
+            </w:r>
+            <w:r>
+              <w:t xml:space="preserve">)</w:t>
+            </w:r>
+          </w:p>
+        </w:tc>
+        <w:tc>
+          <w:tcPr/>
+          <w:p>
+            <w:pPr>
+              <w:pStyle w:val="Compact"/>
+            </w:pPr>
+            <w:r>
+              <w:t xml:space="preserve">Done</w:t>
+            </w:r>
+          </w:p>
+        </w:tc>
+      </w:tr>
+      <w:tr>
+        <w:tc>
+          <w:tcPr/>
+          <w:p>
+            <w:pPr>
+              <w:pStyle w:val="Compact"/>
+            </w:pPr>
+            <w:r>
+              <w:t xml:space="preserve">DNG Converter as program plug-ins (</w:t>
+            </w:r>
+            <w:r>
+              <w:rPr>
+                <w:rStyle w:val="VerbatimChar"/>
+              </w:rPr>
+              <w:t xml:space="preserve">plugins/dng-converter</w:t>
+            </w:r>
+            <w:r>
+              <w:t xml:space="preserve">: Adobe DNG Converter on Windows, dnglab on Windows and Linux); program plug-ins in general (</w:t>
+            </w:r>
+            <w:r>
+              <w:rPr>
+                <w:rStyle w:val="VerbatimChar"/>
+              </w:rPr>
+              <w:t xml:space="preserve">uExtPlugin.pas</w:t>
+            </w:r>
+            <w:r>
+              <w:t xml:space="preserve">,</w:t>
+            </w:r>
+            <w:r>
+              <w:t xml:space="preserve"> </w:t>
+            </w:r>
+            <w:r>
+              <w:rPr>
+                <w:rStyle w:val="VerbatimChar"/>
+              </w:rPr>
+              <w:t xml:space="preserve">.plugin.ini</w:t>
+            </w:r>
+            <w:r>
+              <w:t xml:space="preserve">)</w:t>
+            </w:r>
+          </w:p>
+        </w:tc>
+        <w:tc>
+          <w:tcPr/>
+          <w:p>
+            <w:pPr>
+              <w:pStyle w:val="Compact"/>
+            </w:pPr>
+            <w:r>
+              <w:t xml:space="preserve">Done – tested with a stand-in program, not yet with the real converters</w:t>
+            </w:r>
+          </w:p>
+        </w:tc>
+      </w:tr>
+      <w:tr>
+        <w:tc>
+          <w:tcPr/>
+          <w:p>
+            <w:pPr>
+              <w:pStyle w:val="Compact"/>
+            </w:pPr>
+            <w:r>
+              <w:t xml:space="preserve">Plug-in steps after each file: on the downloaded copy only (never the backup or the original), in list order; a failed step switches its plug-in off and keeps the original from deletion</w:t>
+            </w:r>
+          </w:p>
+        </w:tc>
+        <w:tc>
+          <w:tcPr/>
+          <w:p>
+            <w:pPr>
+              <w:pStyle w:val="Compact"/>
+            </w:pPr>
+            <w:r>
+              <w:t xml:space="preserve">Done</w:t>
+            </w:r>
+          </w:p>
+        </w:tc>
+      </w:tr>
+      <w:tr>
+        <w:tc>
+          <w:tcPr/>
+          <w:p>
+            <w:pPr>
+              <w:pStyle w:val="Compact"/>
+            </w:pPr>
+            <w:r>
+              <w:t xml:space="preserve">JPEG resolution plug-in</w:t>
             </w:r>
           </w:p>
         </w:tc>

--- a/docs/Specification_Current.docx
+++ b/docs/Specification_Current.docx
@@ -3058,7 +3058,7 @@
               <w:pStyle w:val="Compact"/>
             </w:pPr>
             <w:r>
-              <w:t xml:space="preserve">Done – tested with a stand-in program, not yet with the real converters</w:t>
+              <w:t xml:space="preserve">Done – tested on Windows with a stand-in program and with the real converters (dnglab 0.8.0, Adobe DNG Converter 18.7: Nikon NEF and Canon CR2 to valid DNGs, raw kept, second run skipped); not yet tested inside a real download or on Linux</w:t>
             </w:r>
           </w:p>
         </w:tc>

--- a/docs/Specification_Current.docx
+++ b/docs/Specification_Current.docx
@@ -3058,7 +3058,7 @@
               <w:pStyle w:val="Compact"/>
             </w:pPr>
             <w:r>
-              <w:t xml:space="preserve">Done – tested on Windows with a stand-in program and with the real converters (dnglab 0.8.0, Adobe DNG Converter 18.7: Nikon NEF and Canon CR2 to valid DNGs, raw kept, second run skipped); not yet tested inside a real download or on Linux</w:t>
+              <w:t xml:space="preserve">Done – tested on Windows with a stand-in program and with the real converters (dnglab 0.8.0, Adobe DNG Converter 18.7: Nikon NEF and Canon CR2 to valid DNGs, raw kept, second run skipped) and inside a real download (both plug-ins, build 9); not yet tested on Linux</w:t>
             </w:r>
           </w:p>
         </w:tc>

--- a/docs/Specification_Current.docx
+++ b/docs/Specification_Current.docx
@@ -3058,7 +3058,7 @@
               <w:pStyle w:val="Compact"/>
             </w:pPr>
             <w:r>
-              <w:t xml:space="preserve">Done – tested on Windows with a stand-in program and with the real converters (dnglab 0.8.0, Adobe DNG Converter 18.7: Nikon NEF and Canon CR2 to valid DNGs, raw kept, second run skipped) and inside a real download (both plug-ins, build 9); not yet tested on Linux</w:t>
+              <w:t xml:space="preserve">Done – tested on Windows with a stand-in program and with the real converters (dnglab 0.8.0, Adobe DNG Converter 18.7: Nikon NEF and Canon CR2 to valid DNGs, raw kept, second run skipped) and inside a real download, including a failed step (both plug-ins, build 9); not yet tested on Linux</w:t>
             </w:r>
           </w:p>
         </w:tc>

--- a/docs/Specification_Current.docx
+++ b/docs/Specification_Current.docx
@@ -2960,7 +2960,28 @@
               <w:pStyle w:val="Compact"/>
             </w:pPr>
             <w:r>
-              <w:t xml:space="preserve">Directory Maker plug-in</w:t>
+              <w:t xml:space="preserve">Directory Maker plug-in: after each downloaded file, creates the empty folders named in its option (comma separated, for example</w:t>
+            </w:r>
+            <w:r>
+              <w:t xml:space="preserve"> </w:t>
+            </w:r>
+            <w:r>
+              <w:rPr>
+                <w:rStyle w:val="VerbatimChar"/>
+              </w:rPr>
+              <w:t xml:space="preserve">Edit, Web</w:t>
+            </w:r>
+            <w:r>
+              <w:t xml:space="preserve">) in the folder above the download folder, so they sit next to it; existing folders are left alone (</w:t>
+            </w:r>
+            <w:r>
+              <w:rPr>
+                <w:rStyle w:val="VerbatimChar"/>
+              </w:rPr>
+              <w:t xml:space="preserve">uMain.pas</w:t>
+            </w:r>
+            <w:r>
+              <w:t xml:space="preserve">, PostProcess)</w:t>
             </w:r>
           </w:p>
         </w:tc>

--- a/docs/Specification_Current.docx
+++ b/docs/Specification_Current.docx
@@ -2948,6 +2948,122 @@
             </w:pPr>
             <w:r>
               <w:t xml:space="preserve">Removed from the Plug-ins list; replaced by the backup destination (see 3.8)</w:t>
+            </w:r>
+          </w:p>
+        </w:tc>
+      </w:tr>
+      <w:tr>
+        <w:tc>
+          <w:tcPr/>
+          <w:p>
+            <w:pPr>
+              <w:pStyle w:val="Compact"/>
+            </w:pPr>
+            <w:r>
+              <w:t xml:space="preserve">Plug-ins tab:</w:t>
+            </w:r>
+            <w:r>
+              <w:t xml:space="preserve"> </w:t>
+            </w:r>
+            <w:r>
+              <w:rPr>
+                <w:b/>
+                <w:bCs/>
+              </w:rPr>
+              <w:t xml:space="preserve">Install…</w:t>
+            </w:r>
+            <w:r>
+              <w:t xml:space="preserve"> </w:t>
+            </w:r>
+            <w:r>
+              <w:t xml:space="preserve">copies a</w:t>
+            </w:r>
+            <w:r>
+              <w:t xml:space="preserve"> </w:t>
+            </w:r>
+            <w:r>
+              <w:rPr>
+                <w:rStyle w:val="VerbatimChar"/>
+              </w:rPr>
+              <w:t xml:space="preserve">.plugin.ini</w:t>
+            </w:r>
+            <w:r>
+              <w:t xml:space="preserve"> </w:t>
+            </w:r>
+            <w:r>
+              <w:t xml:space="preserve">or a library (</w:t>
+            </w:r>
+            <w:r>
+              <w:rPr>
+                <w:rStyle w:val="VerbatimChar"/>
+              </w:rPr>
+              <w:t xml:space="preserve">.dll</w:t>
+            </w:r>
+            <w:r>
+              <w:t xml:space="preserve"> </w:t>
+            </w:r>
+            <w:r>
+              <w:t xml:space="preserve">/</w:t>
+            </w:r>
+            <w:r>
+              <w:t xml:space="preserve"> </w:t>
+            </w:r>
+            <w:r>
+              <w:rPr>
+                <w:rStyle w:val="VerbatimChar"/>
+              </w:rPr>
+              <w:t xml:space="preserve">.so</w:t>
+            </w:r>
+            <w:r>
+              <w:t xml:space="preserve">) into the plugins folder next to the settings file and lists it switched off (a replaced file is switched off too);</w:t>
+            </w:r>
+            <w:r>
+              <w:t xml:space="preserve"> </w:t>
+            </w:r>
+            <w:r>
+              <w:rPr>
+                <w:b/>
+                <w:bCs/>
+              </w:rPr>
+              <w:t xml:space="preserve">Remove</w:t>
+            </w:r>
+            <w:r>
+              <w:t xml:space="preserve"> </w:t>
+            </w:r>
+            <w:r>
+              <w:t xml:space="preserve">deletes the file of an installed plug-in (a library is unloaded first; its settings are kept; built-in plug-ins cannot be removed); switched-on entries are drawn in black, switched-off ones in gray (</w:t>
+            </w:r>
+            <w:r>
+              <w:rPr>
+                <w:rStyle w:val="VerbatimChar"/>
+              </w:rPr>
+              <w:t xml:space="preserve">uDialogs.pas</w:t>
+            </w:r>
+            <w:r>
+              <w:t xml:space="preserve">,</w:t>
+            </w:r>
+            <w:r>
+              <w:t xml:space="preserve"> </w:t>
+            </w:r>
+            <w:r>
+              <w:rPr>
+                <w:rStyle w:val="VerbatimChar"/>
+              </w:rPr>
+              <w:t xml:space="preserve">uPlugins.pas</w:t>
+            </w:r>
+            <w:r>
+              <w:t xml:space="preserve">)</w:t>
+            </w:r>
+          </w:p>
+        </w:tc>
+        <w:tc>
+          <w:tcPr/>
+          <w:p>
+            <w:pPr>
+              <w:pStyle w:val="Compact"/>
+            </w:pPr>
+            <w:r>
+              <w:t xml:space="preserve">Done (build 10) – compiled on Windows, not yet run-tested</w:t>
             </w:r>
           </w:p>
         </w:tc>

--- a/docs/Specification_Current.docx
+++ b/docs/Specification_Current.docx
@@ -3063,7 +3063,7 @@
               <w:pStyle w:val="Compact"/>
             </w:pPr>
             <w:r>
-              <w:t xml:space="preserve">Done (build 10) – compiled on Windows, not yet run-tested</w:t>
+              <w:t xml:space="preserve">Done (build 10) – tested on Windows: gray/black list, Remove and Install of a program plug-in, Install of a library and its token, Remove of a loaded library, Remove disabled for built-in plug-ins; not yet tested on Linux</w:t>
             </w:r>
           </w:p>
         </w:tc>

--- a/docs/Specification_Current.docx
+++ b/docs/Specification_Current.docx
@@ -3232,18 +3232,27 @@
               <w:pStyle w:val="Compact"/>
             </w:pPr>
             <w:r>
-              <w:t xml:space="preserve">JPEG resolution plug-in</w:t>
-            </w:r>
-          </w:p>
-        </w:tc>
-        <w:tc>
-          <w:tcPr/>
-          <w:p>
-            <w:pPr>
-              <w:pStyle w:val="Compact"/>
-            </w:pPr>
-            <w:r>
-              <w:t xml:space="preserve">Open – listed only</w:t>
+              <w:t xml:space="preserve">JPEG resolution (built-in): sets the DPI or dots/cm of each downloaded JPEG without touching the image data (</w:t>
+            </w:r>
+            <w:r>
+              <w:rPr>
+                <w:rStyle w:val="VerbatimChar"/>
+              </w:rPr>
+              <w:t xml:space="preserve">uJpegDpi.pas</w:t>
+            </w:r>
+            <w:r>
+              <w:t xml:space="preserve">: EXIF IFD0 XResolution/YResolution/ResolutionUnit changed in place, JFIF APP0 densities set, a JFIF APP0 added when neither exists; temporary file + rename); Setup: value and unit, default 300 dpi</w:t>
+            </w:r>
+          </w:p>
+        </w:tc>
+        <w:tc>
+          <w:tcPr/>
+          <w:p>
+            <w:pPr>
+              <w:pStyle w:val="Compact"/>
+            </w:pPr>
+            <w:r>
+              <w:t xml:space="preserve">Done (build 12) – unit test on Windows (camera JPEG with EXIF, JFIF-only and bare JPEG: values read back, image data byte for byte unchanged, second run skipped); not yet run-tested in the program</w:t>
             </w:r>
           </w:p>
         </w:tc>

--- a/docs/Specification_Current.docx
+++ b/docs/Specification_Current.docx
@@ -3252,7 +3252,7 @@
               <w:pStyle w:val="Compact"/>
             </w:pPr>
             <w:r>
-              <w:t xml:space="preserve">Done (build 12) – unit test on Windows (camera JPEG with EXIF, JFIF-only and bare JPEG: values read back, image data byte for byte unchanged, second run skipped); not yet run-tested in the program</w:t>
+              <w:t xml:space="preserve">Done (build 12) – unit test on Windows (camera JPEG with EXIF, JFIF-only and bare JPEG: values read back, image data byte for byte unchanged, second run skipped) and in the program on Windows (dpi and dots/cm); not yet tested on Linux</w:t>
             </w:r>
           </w:p>
         </w:tc>

--- a/docs/Specification_Current.docx
+++ b/docs/Specification_Current.docx
@@ -3063,7 +3063,7 @@
               <w:pStyle w:val="Compact"/>
             </w:pPr>
             <w:r>
-              <w:t xml:space="preserve">Done (build 10) – tested on Windows: gray/black list, Remove and Install of a program plug-in, Install of a library and its token, Remove of a loaded library, Remove disabled for built-in plug-ins; not yet tested on Linux</w:t>
+              <w:t xml:space="preserve">Done (build 10) – tested on Windows: gray/black list, Remove and Install of a program plug-in, Install of a library and its token, Remove of a loaded library, Remove disabled for built-in plug-ins; tested on Linux (GTK 2) by the user</w:t>
             </w:r>
           </w:p>
         </w:tc>
@@ -3195,7 +3195,7 @@
               <w:pStyle w:val="Compact"/>
             </w:pPr>
             <w:r>
-              <w:t xml:space="preserve">Done – tested on Windows with a stand-in program and with the real converters (dnglab 0.8.0, Adobe DNG Converter 18.7: Nikon NEF and Canon CR2 to valid DNGs, raw kept, second run skipped) and inside a real download, including a failed step (both plug-ins, build 9); not yet tested on Linux</w:t>
+              <w:t xml:space="preserve">Done – tested on Windows with a stand-in program and with the real converters (dnglab 0.8.0, Adobe DNG Converter 18.7: Nikon NEF and Canon CR2 to valid DNGs, raw kept, second run skipped) and inside a real download, including a failed step (both plug-ins, build 9); tested on Linux (GTK 2) by the user</w:t>
             </w:r>
           </w:p>
         </w:tc>
@@ -3252,7 +3252,7 @@
               <w:pStyle w:val="Compact"/>
             </w:pPr>
             <w:r>
-              <w:t xml:space="preserve">Done (build 12) – unit test on Windows (camera JPEG with EXIF, JFIF-only and bare JPEG: values read back, image data byte for byte unchanged, second run skipped) and in the program on Windows (dpi and dots/cm); not yet tested on Linux</w:t>
+              <w:t xml:space="preserve">Done (build 12) – unit test on Windows (camera JPEG with EXIF, JFIF-only and bare JPEG: values read back, image data byte for byte unchanged, second run skipped) and in the program on Windows (dpi and dots/cm); tested on Linux (GTK 2) by the user</w:t>
             </w:r>
           </w:p>
         </w:tc>

--- a/docs/Specification_Current.docx
+++ b/docs/Specification_Current.docx
@@ -27,7 +27,7 @@
         <w:t xml:space="preserve"> </w:t>
       </w:r>
       <w:r>
-        <w:t xml:space="preserve">0.1.2</w:t>
+        <w:t xml:space="preserve">0.1.3</w:t>
       </w:r>
       <w:r>
         <w:t xml:space="preserve"> </w:t>
@@ -10854,6 +10854,99 @@
             </w:pPr>
             <w:r>
               <w:t xml:space="preserve">Initial implementation from prototype application images and specification, compile and stability fixes, icon, GPL notice, date/thumbnail sync, EXIF author and copyright, RAW previews, throttled thumbnails</w:t>
+            </w:r>
+          </w:p>
+        </w:tc>
+      </w:tr>
+      <w:tr>
+        <w:tc>
+          <w:tcPr/>
+          <w:p>
+            <w:pPr>
+              <w:pStyle w:val="Compact"/>
+            </w:pPr>
+            <w:r>
+              <w:t xml:space="preserve">0.1.3.1</w:t>
+            </w:r>
+          </w:p>
+        </w:tc>
+        <w:tc>
+          <w:tcPr/>
+          <w:p>
+            <w:pPr>
+              <w:pStyle w:val="Compact"/>
+            </w:pPr>
+            <w:r>
+              <w:t xml:space="preserve">Plug-in steps after each file (</w:t>
+            </w:r>
+            <w:r>
+              <w:rPr>
+                <w:rStyle w:val="VerbatimChar"/>
+              </w:rPr>
+              <w:t xml:space="preserve">RunPluginSteps</w:t>
+            </w:r>
+            <w:r>
+              <w:t xml:space="preserve">; a failed step keeps the file from deletion and switches the plug-in off); program plug-ins (</w:t>
+            </w:r>
+            <w:r>
+              <w:rPr>
+                <w:rStyle w:val="VerbatimChar"/>
+              </w:rPr>
+              <w:t xml:space="preserve">uExtPlugin.pas</w:t>
+            </w:r>
+            <w:r>
+              <w:t xml:space="preserve">,</w:t>
+            </w:r>
+            <w:r>
+              <w:t xml:space="preserve"> </w:t>
+            </w:r>
+            <w:r>
+              <w:rPr>
+                <w:rStyle w:val="VerbatimChar"/>
+              </w:rPr>
+              <w:t xml:space="preserve">.plugin.ini</w:t>
+            </w:r>
+            <w:r>
+              <w:t xml:space="preserve">) with DNG Converter plug-ins for Adobe DNG Converter and dnglab (</w:t>
+            </w:r>
+            <w:r>
+              <w:rPr>
+                <w:rStyle w:val="VerbatimChar"/>
+              </w:rPr>
+              <w:t xml:space="preserve">plugins/dng-converter</w:t>
+            </w:r>
+            <w:r>
+              <w:t xml:space="preserve">; program found at its usual place, on the PATH or next to the</w:t>
+            </w:r>
+            <w:r>
+              <w:t xml:space="preserve"> </w:t>
+            </w:r>
+            <w:r>
+              <w:rPr>
+                <w:rStyle w:val="VerbatimChar"/>
+              </w:rPr>
+              <w:t xml:space="preserve">.plugin.ini</w:t>
+            </w:r>
+            <w:r>
+              <w:t xml:space="preserve">); built-in JPEG auto profile (</w:t>
+            </w:r>
+            <w:r>
+              <w:rPr>
+                <w:rStyle w:val="VerbatimChar"/>
+              </w:rPr>
+              <w:t xml:space="preserve">uIccEmbed.pas</w:t>
+            </w:r>
+            <w:r>
+              <w:t xml:space="preserve">), JPEG resolution (</w:t>
+            </w:r>
+            <w:r>
+              <w:rPr>
+                <w:rStyle w:val="VerbatimChar"/>
+              </w:rPr>
+              <w:t xml:space="preserve">uJpegDpi.pas</w:t>
+            </w:r>
+            <w:r>
+              <w:t xml:space="preserve">) and Directory Maker documented; Plug-ins tab Install… / Remove, gray switched-off entries, version after the name; Preferences shorter with scrolling tabs on small screens; GTK 2: JPEG auto profile setup takes input again after its file chooser</w:t>
             </w:r>
           </w:p>
         </w:tc>

--- a/docs/Specification_Current.docx
+++ b/docs/Specification_Current.docx
@@ -3220,6 +3220,154 @@
             </w:pPr>
             <w:r>
               <w:t xml:space="preserve">Done</w:t>
+            </w:r>
+          </w:p>
+        </w:tc>
+      </w:tr>
+      <w:tr>
+        <w:tc>
+          <w:tcPr/>
+          <w:p>
+            <w:pPr>
+              <w:pStyle w:val="Compact"/>
+            </w:pPr>
+            <w:r>
+              <w:t xml:space="preserve">Editable plug-in lists: field flags</w:t>
+            </w:r>
+            <w:r>
+              <w:t xml:space="preserve"> </w:t>
+            </w:r>
+            <w:r>
+              <w:rPr>
+                <w:rStyle w:val="VerbatimChar"/>
+              </w:rPr>
+              <w:t xml:space="preserve">edit</w:t>
+            </w:r>
+            <w:r>
+              <w:t xml:space="preserve"> </w:t>
+            </w:r>
+            <w:r>
+              <w:t xml:space="preserve">and</w:t>
+            </w:r>
+            <w:r>
+              <w:t xml:space="preserve"> </w:t>
+            </w:r>
+            <w:r>
+              <w:rPr>
+                <w:rStyle w:val="VerbatimChar"/>
+              </w:rPr>
+              <w:t xml:space="preserve">code=N</w:t>
+            </w:r>
+            <w:r>
+              <w:t xml:space="preserve"> </w:t>
+            </w:r>
+            <w:r>
+              <w:t xml:space="preserve">give a choice field an</w:t>
+            </w:r>
+            <w:r>
+              <w:t xml:space="preserve"> </w:t>
+            </w:r>
+            <w:r>
+              <w:rPr>
+                <w:b/>
+                <w:bCs/>
+              </w:rPr>
+              <w:t xml:space="preserve">Edit list…</w:t>
+            </w:r>
+            <w:r>
+              <w:t xml:space="preserve"> </w:t>
+            </w:r>
+            <w:r>
+              <w:t xml:space="preserve">button; the list editor (</w:t>
+            </w:r>
+            <w:r>
+              <w:rPr>
+                <w:rStyle w:val="VerbatimChar"/>
+              </w:rPr>
+              <w:t xml:space="preserve">TCodeListForm</w:t>
+            </w:r>
+            <w:r>
+              <w:t xml:space="preserve"> </w:t>
+            </w:r>
+            <w:r>
+              <w:t xml:space="preserve">in</w:t>
+            </w:r>
+            <w:r>
+              <w:t xml:space="preserve"> </w:t>
+            </w:r>
+            <w:r>
+              <w:rPr>
+                <w:rStyle w:val="VerbatimChar"/>
+              </w:rPr>
+              <w:t xml:space="preserve">uDialogs.pas</w:t>
+            </w:r>
+            <w:r>
+              <w:t xml:space="preserve">, one window, no windows on top) keeps codes (A-Z, 0-9, exact length with</w:t>
+            </w:r>
+            <w:r>
+              <w:t xml:space="preserve"> </w:t>
+            </w:r>
+            <w:r>
+              <w:rPr>
+                <w:rStyle w:val="VerbatimChar"/>
+              </w:rPr>
+              <w:t xml:space="preserve">code=N</w:t>
+            </w:r>
+            <w:r>
+              <w:t xml:space="preserve">) and descriptors (up to 30 characters); stored as</w:t>
+            </w:r>
+            <w:r>
+              <w:t xml:space="preserve"> </w:t>
+            </w:r>
+            <w:r>
+              <w:rPr>
+                <w:rStyle w:val="VerbatimChar"/>
+              </w:rPr>
+              <w:t xml:space="preserve">List.&lt;key&gt;=</w:t>
+            </w:r>
+            <w:r>
+              <w:t xml:space="preserve"> </w:t>
+            </w:r>
+            <w:r>
+              <w:t xml:space="preserve">with the values and sent to</w:t>
+            </w:r>
+            <w:r>
+              <w:t xml:space="preserve"> </w:t>
+            </w:r>
+            <w:r>
+              <w:rPr>
+                <w:rStyle w:val="VerbatimChar"/>
+              </w:rPr>
+              <w:t xml:space="preserve">pd_check</w:t>
+            </w:r>
+            <w:r>
+              <w:t xml:space="preserve"> </w:t>
+            </w:r>
+            <w:r>
+              <w:t xml:space="preserve">and</w:t>
+            </w:r>
+            <w:r>
+              <w:t xml:space="preserve"> </w:t>
+            </w:r>
+            <w:r>
+              <w:rPr>
+                <w:rStyle w:val="VerbatimChar"/>
+              </w:rPr>
+              <w:t xml:space="preserve">pd_token</w:t>
+            </w:r>
+            <w:r>
+              <w:t xml:space="preserve">; a list equal to the plug-in’s is not stored. Prompt window text colors with a contrast of at least 4.5:1 (note and error dark red, version dark gray)</w:t>
+            </w:r>
+          </w:p>
+        </w:tc>
+        <w:tc>
+          <w:tcPr/>
+          <w:p>
+            <w:pPr>
+              <w:pStyle w:val="Compact"/>
+            </w:pPr>
+            <w:r>
+              <w:t xml:space="preserve">Done (builds 3-4 after 0.1.3.1) – compiled on Windows, tested through a plug-in library’s C interface; the window itself not yet clicked through</w:t>
             </w:r>
           </w:p>
         </w:tc>

--- a/docs/Specification_Current.docx
+++ b/docs/Specification_Current.docx
@@ -3367,7 +3367,7 @@
               <w:pStyle w:val="Compact"/>
             </w:pPr>
             <w:r>
-              <w:t xml:space="preserve">Done (builds 3-4 after 0.1.3.1) – compiled on Windows, tested through a plug-in library’s C interface; the window itself not yet clicked through</w:t>
+              <w:t xml:space="preserve">Done (builds 3-4 after 0.1.3.1) – compiled on Windows, tested through a plug-in library’s C interface and in the program on Windows by the user (0.1.3.4); not yet tested on Linux</w:t>
             </w:r>
           </w:p>
         </w:tc>

--- a/docs/Specification_Current.docx
+++ b/docs/Specification_Current.docx
@@ -3220,6 +3220,60 @@
             </w:pPr>
             <w:r>
               <w:t xml:space="preserve">Done</w:t>
+            </w:r>
+          </w:p>
+        </w:tc>
+      </w:tr>
+      <w:tr>
+        <w:tc>
+          <w:tcPr/>
+          <w:p>
+            <w:pPr>
+              <w:pStyle w:val="Compact"/>
+            </w:pPr>
+            <w:r>
+              <w:t xml:space="preserve">Profile in use in the title bar:</w:t>
+            </w:r>
+            <w:r>
+              <w:t xml:space="preserve"> </w:t>
+            </w:r>
+            <w:r>
+              <w:rPr>
+                <w:rStyle w:val="VerbatimChar"/>
+              </w:rPr>
+              <w:t xml:space="preserve">TMainForm.UpdateCaption</w:t>
+            </w:r>
+            <w:r>
+              <w:t xml:space="preserve"> </w:t>
+            </w:r>
+            <w:r>
+              <w:t xml:space="preserve">shows</w:t>
+            </w:r>
+            <w:r>
+              <w:t xml:space="preserve"> </w:t>
+            </w:r>
+            <w:r>
+              <w:rPr>
+                <w:rStyle w:val="VerbatimChar"/>
+              </w:rPr>
+              <w:t xml:space="preserve">Photo Downloader - Profile: &lt;name&gt; - Folder ...</w:t>
+            </w:r>
+            <w:r>
+              <w:t xml:space="preserve"> </w:t>
+            </w:r>
+            <w:r>
+              <w:t xml:space="preserve">(the profile right after the program name, so it stays visible when the path is cut off); updated after the start-up profile prompt and on Load, Save and Delete</w:t>
+            </w:r>
+          </w:p>
+        </w:tc>
+        <w:tc>
+          <w:tcPr/>
+          <w:p>
+            <w:pPr>
+              <w:pStyle w:val="Compact"/>
+            </w:pPr>
+            <w:r>
+              <w:t xml:space="preserve">Done (build 5 after 0.1.3.1) – compiled on Windows</w:t>
             </w:r>
           </w:p>
         </w:tc>

--- a/docs/Specification_Current.docx
+++ b/docs/Specification_Current.docx
@@ -3273,7 +3273,7 @@
               <w:pStyle w:val="Compact"/>
             </w:pPr>
             <w:r>
-              <w:t xml:space="preserve">Done (build 5 after 0.1.3.1) – compiled on Windows</w:t>
+              <w:t xml:space="preserve">Done (build 5 after 0.1.3.1) – tested on Windows by the user; not yet tested on Linux</w:t>
             </w:r>
           </w:p>
         </w:tc>

--- a/docs/Specification_Current.docx
+++ b/docs/Specification_Current.docx
@@ -3421,7 +3421,7 @@
               <w:pStyle w:val="Compact"/>
             </w:pPr>
             <w:r>
-              <w:t xml:space="preserve">Done (builds 3-4 after 0.1.3.1) – compiled on Windows, tested through a plug-in library’s C interface and in the program on Windows by the user (0.1.3.4); not yet tested on Linux</w:t>
+              <w:t xml:space="preserve">Done (builds 3-4 after 0.1.3.1) – compiled on Windows, tested through a plug-in library’s C interface and in the program on Windows (0.1.3.4) and Linux (GTK 2) by the user</w:t>
             </w:r>
           </w:p>
         </w:tc>

--- a/docs/Specification_Current.docx
+++ b/docs/Specification_Current.docx
@@ -3273,7 +3273,7 @@
               <w:pStyle w:val="Compact"/>
             </w:pPr>
             <w:r>
-              <w:t xml:space="preserve">Done (build 5 after 0.1.3.1) – tested on Windows by the user; not yet tested on Linux</w:t>
+              <w:t xml:space="preserve">Done (build 5 after 0.1.3.1) – tested on Windows and Linux by the user (on Linux the desktop centers the title; the window manager decides that)</w:t>
             </w:r>
           </w:p>
         </w:tc>

--- a/docs/Specification_Current.docx
+++ b/docs/Specification_Current.docx
@@ -27,7 +27,7 @@
         <w:t xml:space="preserve"> </w:t>
       </w:r>
       <w:r>
-        <w:t xml:space="preserve">0.1.3</w:t>
+        <w:t xml:space="preserve">0.1.4</w:t>
       </w:r>
       <w:r>
         <w:t xml:space="preserve"> </w:t>
@@ -43,7 +43,7 @@
         <w:t xml:space="preserve"> </w:t>
       </w:r>
       <w:r>
-        <w:t xml:space="preserve">29 Oct 2026</w:t>
+        <w:t xml:space="preserve">30 Oct 2026</w:t>
       </w:r>
       <w:r>
         <w:t xml:space="preserve"> </w:t>
@@ -11056,6 +11056,160 @@
             </w:pPr>
             <w:r>
               <w:t xml:space="preserve">Initial implementation from prototype application images and specification, compile and stability fixes, icon, GPL notice, date/thumbnail sync, EXIF author and copyright, RAW previews, throttled thumbnails</w:t>
+            </w:r>
+          </w:p>
+        </w:tc>
+      </w:tr>
+      <w:tr>
+        <w:tc>
+          <w:tcPr/>
+          <w:p>
+            <w:pPr>
+              <w:pStyle w:val="Compact"/>
+            </w:pPr>
+            <w:r>
+              <w:t xml:space="preserve">0.1.4.1</w:t>
+            </w:r>
+          </w:p>
+        </w:tc>
+        <w:tc>
+          <w:tcPr/>
+          <w:p>
+            <w:pPr>
+              <w:pStyle w:val="Compact"/>
+            </w:pPr>
+            <w:r>
+              <w:t xml:space="preserve">Editable plug-in lists (field flags</w:t>
+            </w:r>
+            <w:r>
+              <w:t xml:space="preserve"> </w:t>
+            </w:r>
+            <w:r>
+              <w:rPr>
+                <w:rStyle w:val="VerbatimChar"/>
+              </w:rPr>
+              <w:t xml:space="preserve">edit</w:t>
+            </w:r>
+            <w:r>
+              <w:t xml:space="preserve"> </w:t>
+            </w:r>
+            <w:r>
+              <w:t xml:space="preserve">and</w:t>
+            </w:r>
+            <w:r>
+              <w:t xml:space="preserve"> </w:t>
+            </w:r>
+            <w:r>
+              <w:rPr>
+                <w:rStyle w:val="VerbatimChar"/>
+              </w:rPr>
+              <w:t xml:space="preserve">code=N</w:t>
+            </w:r>
+            <w:r>
+              <w:t xml:space="preserve">:</w:t>
+            </w:r>
+            <w:r>
+              <w:t xml:space="preserve"> </w:t>
+            </w:r>
+            <w:r>
+              <w:rPr>
+                <w:b/>
+                <w:bCs/>
+              </w:rPr>
+              <w:t xml:space="preserve">Edit list…</w:t>
+            </w:r>
+            <w:r>
+              <w:t xml:space="preserve"> </w:t>
+            </w:r>
+            <w:r>
+              <w:t xml:space="preserve">and the list editor</w:t>
+            </w:r>
+            <w:r>
+              <w:t xml:space="preserve"> </w:t>
+            </w:r>
+            <w:r>
+              <w:rPr>
+                <w:rStyle w:val="VerbatimChar"/>
+              </w:rPr>
+              <w:t xml:space="preserve">TCodeListForm</w:t>
+            </w:r>
+            <w:r>
+              <w:t xml:space="preserve">, stored as</w:t>
+            </w:r>
+            <w:r>
+              <w:t xml:space="preserve"> </w:t>
+            </w:r>
+            <w:r>
+              <w:rPr>
+                <w:rStyle w:val="VerbatimChar"/>
+              </w:rPr>
+              <w:t xml:space="preserve">List.&lt;key&gt;=</w:t>
+            </w:r>
+            <w:r>
+              <w:t xml:space="preserve">, sent to</w:t>
+            </w:r>
+            <w:r>
+              <w:t xml:space="preserve"> </w:t>
+            </w:r>
+            <w:r>
+              <w:rPr>
+                <w:rStyle w:val="VerbatimChar"/>
+              </w:rPr>
+              <w:t xml:space="preserve">pd_check</w:t>
+            </w:r>
+            <w:r>
+              <w:t xml:space="preserve"> </w:t>
+            </w:r>
+            <w:r>
+              <w:t xml:space="preserve">and</w:t>
+            </w:r>
+            <w:r>
+              <w:t xml:space="preserve"> </w:t>
+            </w:r>
+            <w:r>
+              <w:rPr>
+                <w:rStyle w:val="VerbatimChar"/>
+              </w:rPr>
+              <w:t xml:space="preserve">pd_token</w:t>
+            </w:r>
+            <w:r>
+              <w:t xml:space="preserve">); prompt window text colors with at least 4.5:1 contrast; the user profile in use in the title bar; GTK 2 drop-down lists open below their box (</w:t>
+            </w:r>
+            <w:r>
+              <w:rPr>
+                <w:rStyle w:val="VerbatimChar"/>
+              </w:rPr>
+              <w:t xml:space="preserve">appears-as-list</w:t>
+            </w:r>
+            <w:r>
+              <w:t xml:space="preserve">);</w:t>
+            </w:r>
+            <w:r>
+              <w:t xml:space="preserve"> </w:t>
+            </w:r>
+            <w:r>
+              <w:rPr>
+                <w:rStyle w:val="VerbatimChar"/>
+              </w:rPr>
+              <w:t xml:space="preserve">linux/build.sh</w:t>
+            </w:r>
+            <w:r>
+              <w:t xml:space="preserve"> </w:t>
+            </w:r>
+            <w:r>
+              <w:t xml:space="preserve">(pulls, builds, commits and pushes only the BuildNr line); the build number rule corrected (</w:t>
+            </w:r>
+            <w:r>
+              <w:rPr>
+                <w:rStyle w:val="VerbatimChar"/>
+              </w:rPr>
+              <w:t xml:space="preserve">lazbuild</w:t>
+            </w:r>
+            <w:r>
+              <w:t xml:space="preserve"> </w:t>
+            </w:r>
+            <w:r>
+              <w:t xml:space="preserve">counts it up itself)</w:t>
             </w:r>
           </w:p>
         </w:tc>
